--- a/policies/build/masters/MOM.5_v2_master.docx
+++ b/policies/build/masters/MOM.5_v2_master.docx
@@ -11,40 +11,25 @@
         <w:rPr>
           <w:b/>
           <w:bCs/>
+          <w:sz w:val="28"/>
+          <w:szCs w:val="28"/>
+        </w:rPr>
+        <w:t>Policy on Medications Are Dispensed in a Safe Manner</w:t>
+      </w:r>
+    </w:p>
+    <w:p>
+      <w:pPr>
+        <w:spacing w:after="60"/>
+        <w:jc w:val="center"/>
+      </w:pPr>
+      <w:r>
+        <w:rPr>
+          <w:b/>
+          <w:bCs/>
           <w:sz w:val="32"/>
           <w:szCs w:val="32"/>
         </w:rPr>
         <w:t xml:space="preserve">«Hospital Name»</w:t>
-      </w:r>
-    </w:p>
-    <w:p>
-      <w:pPr>
-        <w:spacing w:after="60"/>
-        <w:jc w:val="center"/>
-      </w:pPr>
-      <w:r>
-        <w:rPr>
-          <w:b/>
-          <w:bCs/>
-          <w:sz w:val="28"/>
-          <w:szCs w:val="28"/>
-        </w:rPr>
-        <w:t xml:space="preserve">Medications Are Dispensed in a Safe Manner</w:t>
-      </w:r>
-    </w:p>
-    <w:p>
-      <w:pPr>
-        <w:spacing w:after="240"/>
-        <w:jc w:val="center"/>
-      </w:pPr>
-      <w:r>
-        <w:rPr>
-          <w:i/>
-          <w:iCs/>
-          <w:sz w:val="20"/>
-          <w:szCs w:val="20"/>
-        </w:rPr>
-        <w:t xml:space="preserve">Safe dispensing, labelling, recall handling and high-risk verification.</w:t>
       </w:r>
     </w:p>
     <w:p>
@@ -2554,172 +2539,6 @@
         <w:t xml:space="preserve">The Nursing Superintendent holds signed acknowledgements with the induction record.</w:t>
       </w:r>
     </w:p>
-    <w:p>
-      <w:pPr>
-        <w:pStyle w:val="Heading1"/>
-        <w:spacing w:after="120" w:before="280"/>
-      </w:pPr>
-      <w:r>
-        <w:t xml:space="preserve">10. References</w:t>
-      </w:r>
-    </w:p>
-    <w:p>
-      <w:pPr>
-        <w:pStyle w:val="ListParagraph"/>
-        <w:numPr>
-          <w:ilvl w:val="0"/>
-          <w:numId w:val="1"/>
-        </w:numPr>
-        <w:spacing w:after="60"/>
-      </w:pPr>
-      <w:r>
-        <w:rPr>
-          <w:sz w:val="22"/>
-          <w:szCs w:val="22"/>
-        </w:rPr>
-        <w:t xml:space="preserve">National Accreditation Board for Hospitals and Healthcare Providers (NABH), Standards for Small Healthcare Organisations, 3rd Edition — Management of Medication chapter, standard MOM.5.</w:t>
-      </w:r>
-    </w:p>
-    <w:p>
-      <w:pPr>
-        <w:pStyle w:val="ListParagraph"/>
-        <w:numPr>
-          <w:ilvl w:val="0"/>
-          <w:numId w:val="1"/>
-        </w:numPr>
-        <w:spacing w:after="60"/>
-      </w:pPr>
-      <w:r>
-        <w:rPr>
-          <w:sz w:val="22"/>
-          <w:szCs w:val="22"/>
-        </w:rPr>
-        <w:t xml:space="preserve">Drugs and Cosmetics Act, 1940 and the Drugs and Cosmetics Rules, 1945 — dispensing, labelling and recall requirements.</w:t>
-      </w:r>
-    </w:p>
-    <w:p>
-      <w:pPr>
-        <w:pStyle w:val="ListParagraph"/>
-        <w:numPr>
-          <w:ilvl w:val="0"/>
-          <w:numId w:val="1"/>
-        </w:numPr>
-        <w:spacing w:after="60"/>
-      </w:pPr>
-      <w:r>
-        <w:rPr>
-          <w:sz w:val="22"/>
-          <w:szCs w:val="22"/>
-        </w:rPr>
-        <w:t xml:space="preserve">Internal documents of «Hospital Name»: high-risk medication list (MOM.2.c); dispensing log; recall register; return register; near-expiry review records.</w:t>
-      </w:r>
-    </w:p>
-    <w:p>
-      <w:pPr>
-        <w:pStyle w:val="Heading1"/>
-        <w:spacing w:after="120" w:before="280"/>
-      </w:pPr>
-      <w:r>
-        <w:t xml:space="preserve">11. Distribution</w:t>
-      </w:r>
-    </w:p>
-    <w:p>
-      <w:pPr>
-        <w:spacing w:after="140"/>
-      </w:pPr>
-      <w:r>
-        <w:rPr>
-          <w:sz w:val="22"/>
-          <w:szCs w:val="22"/>
-        </w:rPr>
-        <w:t xml:space="preserve">Official master copy: office of the Medical Superintendent, «Hospital Name», with the Pharmacy In-Charge and the Quality Coordinator.</w:t>
-      </w:r>
-    </w:p>
-    <w:p>
-      <w:pPr>
-        <w:spacing w:after="140"/>
-      </w:pPr>
-      <w:r>
-        <w:rPr>
-          <w:sz w:val="22"/>
-          <w:szCs w:val="22"/>
-        </w:rPr>
-        <w:t xml:space="preserve">Copies issued to: pharmacy; every in-patient ward; out-patient dispensary; emergency room.</w:t>
-      </w:r>
-    </w:p>
-    <w:p>
-      <w:pPr>
-        <w:spacing w:after="140"/>
-      </w:pPr>
-      <w:r>
-        <w:rPr>
-          <w:sz w:val="22"/>
-          <w:szCs w:val="22"/>
-        </w:rPr>
-        <w:t xml:space="preserve">The current version is available to all staff at the «pharmacy counter policy file» and, if the hospital keeps an intranet, at «staff intranet / policies».</w:t>
-      </w:r>
-    </w:p>
-    <w:p>
-      <w:pPr>
-        <w:spacing w:after="140"/>
-      </w:pPr>
-      <w:r>
-        <w:rPr>
-          <w:sz w:val="22"/>
-          <w:szCs w:val="22"/>
-        </w:rPr>
-        <w:t xml:space="preserve">When a new version is issued, take old copies out of use.</w:t>
-      </w:r>
-    </w:p>
-    <w:p>
-      <w:pPr>
-        <w:pStyle w:val="Heading1"/>
-        <w:spacing w:after="120" w:before="280"/>
-      </w:pPr>
-      <w:r>
-        <w:t xml:space="preserve">12. Abbreviations</w:t>
-      </w:r>
-    </w:p>
-    <w:p>
-      <w:pPr>
-        <w:spacing w:after="140"/>
-      </w:pPr>
-      <w:r>
-        <w:rPr>
-          <w:sz w:val="22"/>
-          <w:szCs w:val="22"/>
-        </w:rPr>
-        <w:t xml:space="preserve">CAPA — corrective and preventive action
-FEFO — first expiry, first out
-MOM — Management of Medication (NABH SHCO chapter 7)
-NABH — National Accreditation Board for Hospitals and Healthcare Providers
-OE — objective element
-SHCO — Standards for Small Healthcare Organisations</w:t>
-      </w:r>
-    </w:p>
-    <w:p>
-      <w:pPr>
-        <w:pStyle w:val="Heading1"/>
-        <w:spacing w:after="120" w:before="280"/>
-      </w:pPr>
-      <w:r>
-        <w:t xml:space="preserve">13. Traceability to NABH SHCO 3rd Edition MOM.5</w:t>
-      </w:r>
-    </w:p>
-    <w:p>
-      <w:pPr>
-        <w:spacing w:after="120"/>
-      </w:pPr>
-      <w:r>
-        <w:rPr>
-          <w:i/>
-          <w:iCs/>
-          <w:sz w:val="20"/>
-          <w:szCs w:val="20"/>
-        </w:rPr>
-        <w:t xml:space="preserve">This table is an index. It is not how the policy is organised.</w:t>
-      </w:r>
-    </w:p>
     <w:tbl>
       <w:tblPr>
         <w:tblW w:type="pct" w:w="100%"/>
@@ -3379,7 +3198,90 @@
         <w:spacing w:after="120" w:before="280"/>
       </w:pPr>
       <w:r>
-        <w:t xml:space="preserve">14. Required Records / Evidence Checklist</w:t>
+        <w:t>10. Distribution</w:t>
+      </w:r>
+    </w:p>
+    <w:p>
+      <w:pPr>
+        <w:spacing w:after="140"/>
+      </w:pPr>
+      <w:r>
+        <w:rPr>
+          <w:sz w:val="22"/>
+          <w:szCs w:val="22"/>
+        </w:rPr>
+        <w:t xml:space="preserve">Official master copy: office of the Medical Superintendent, «Hospital Name», with the Pharmacy In-Charge and the Quality Coordinator.</w:t>
+      </w:r>
+    </w:p>
+    <w:p>
+      <w:pPr>
+        <w:spacing w:after="140"/>
+      </w:pPr>
+      <w:r>
+        <w:rPr>
+          <w:sz w:val="22"/>
+          <w:szCs w:val="22"/>
+        </w:rPr>
+        <w:t xml:space="preserve">Copies issued to: pharmacy; every in-patient ward; out-patient dispensary; emergency room.</w:t>
+      </w:r>
+    </w:p>
+    <w:p>
+      <w:pPr>
+        <w:spacing w:after="140"/>
+      </w:pPr>
+      <w:r>
+        <w:rPr>
+          <w:sz w:val="22"/>
+          <w:szCs w:val="22"/>
+        </w:rPr>
+        <w:t xml:space="preserve">The current version is available to all staff at the «pharmacy counter policy file» and, if the hospital keeps an intranet, at «staff intranet / policies».</w:t>
+      </w:r>
+    </w:p>
+    <w:p>
+      <w:pPr>
+        <w:spacing w:after="140"/>
+      </w:pPr>
+      <w:r>
+        <w:rPr>
+          <w:sz w:val="22"/>
+          <w:szCs w:val="22"/>
+        </w:rPr>
+        <w:t xml:space="preserve">When a new version is issued, take old copies out of use.</w:t>
+      </w:r>
+    </w:p>
+    <w:p>
+      <w:pPr>
+        <w:pStyle w:val="Heading1"/>
+        <w:spacing w:after="120" w:before="280"/>
+      </w:pPr>
+      <w:r>
+        <w:t>11. Abbreviations</w:t>
+      </w:r>
+    </w:p>
+    <w:p>
+      <w:pPr>
+        <w:spacing w:after="140"/>
+      </w:pPr>
+      <w:r>
+        <w:rPr>
+          <w:sz w:val="22"/>
+          <w:szCs w:val="22"/>
+        </w:rPr>
+        <w:t xml:space="preserve">CAPA — corrective and preventive action
+FEFO — first expiry, first out
+MOM — Management of Medication (NABH SHCO chapter 7)
+NABH — National Accreditation Board for Hospitals and Healthcare Providers
+OE — objective element
+SHCO — Standards for Small Healthcare Organisations</w:t>
+      </w:r>
+    </w:p>
+    <w:p>
+      <w:pPr>
+        <w:pStyle w:val="Heading1"/>
+        <w:spacing w:after="120" w:before="280"/>
+      </w:pPr>
+      <w:r>
+        <w:t>12. Traceability to NABH SHCO 3rd Edition MOM.5</w:t>
       </w:r>
     </w:p>
     <w:p>
@@ -3393,6 +3295,29 @@
           <w:sz w:val="20"/>
           <w:szCs w:val="20"/>
         </w:rPr>
+        <w:t xml:space="preserve">This table is an index. It is not how the policy is organised.</w:t>
+      </w:r>
+    </w:p>
+    <w:p>
+      <w:pPr>
+        <w:pStyle w:val="Heading1"/>
+        <w:spacing w:after="120" w:before="280"/>
+      </w:pPr>
+      <w:r>
+        <w:t>13. Required Records / Evidence Checklist</w:t>
+      </w:r>
+    </w:p>
+    <w:p>
+      <w:pPr>
+        <w:spacing w:after="120"/>
+      </w:pPr>
+      <w:r>
+        <w:rPr>
+          <w:i/>
+          <w:iCs/>
+          <w:sz w:val="20"/>
+          <w:szCs w:val="20"/>
+        </w:rPr>
         <w:t xml:space="preserve">Records the hospital holds under this policy, listed by objective element.</w:t>
       </w:r>
     </w:p>
@@ -3771,6 +3696,66 @@
           <w:szCs w:val="22"/>
         </w:rPr>
         <w:t xml:space="preserve">Quarterly audit of return-register completeness.</w:t>
+      </w:r>
+    </w:p>
+    <w:p>
+      <w:pPr>
+        <w:pStyle w:val="Heading1"/>
+        <w:spacing w:after="120" w:before="280"/>
+      </w:pPr>
+      <w:r>
+        <w:t>14. References</w:t>
+      </w:r>
+    </w:p>
+    <w:p>
+      <w:pPr>
+        <w:pStyle w:val="ListParagraph"/>
+        <w:numPr>
+          <w:ilvl w:val="0"/>
+          <w:numId w:val="1"/>
+        </w:numPr>
+        <w:spacing w:after="60"/>
+      </w:pPr>
+      <w:r>
+        <w:rPr>
+          <w:sz w:val="22"/>
+          <w:szCs w:val="22"/>
+        </w:rPr>
+        <w:t xml:space="preserve">National Accreditation Board for Hospitals and Healthcare Providers (NABH), Standards for Small Healthcare Organisations, 3rd Edition — Management of Medication chapter, standard MOM.5.</w:t>
+      </w:r>
+    </w:p>
+    <w:p>
+      <w:pPr>
+        <w:pStyle w:val="ListParagraph"/>
+        <w:numPr>
+          <w:ilvl w:val="0"/>
+          <w:numId w:val="1"/>
+        </w:numPr>
+        <w:spacing w:after="60"/>
+      </w:pPr>
+      <w:r>
+        <w:rPr>
+          <w:sz w:val="22"/>
+          <w:szCs w:val="22"/>
+        </w:rPr>
+        <w:t xml:space="preserve">Drugs and Cosmetics Act, 1940 and the Drugs and Cosmetics Rules, 1945 — dispensing, labelling and recall requirements.</w:t>
+      </w:r>
+    </w:p>
+    <w:p>
+      <w:pPr>
+        <w:pStyle w:val="ListParagraph"/>
+        <w:numPr>
+          <w:ilvl w:val="0"/>
+          <w:numId w:val="1"/>
+        </w:numPr>
+        <w:spacing w:after="60"/>
+      </w:pPr>
+      <w:r>
+        <w:rPr>
+          <w:sz w:val="22"/>
+          <w:szCs w:val="22"/>
+        </w:rPr>
+        <w:t xml:space="preserve">Internal documents of «Hospital Name»: high-risk medication list (MOM.2.c); dispensing log; recall register; return register; near-expiry review records.</w:t>
       </w:r>
     </w:p>
     <w:p>
@@ -3895,7 +3880,7 @@
         <w:sz w:val="16"/>
         <w:szCs w:val="16"/>
       </w:rPr>
-      <w:t xml:space="preserve">«Hospital Name»  |  MOM/POL/05  |  Controlled document  |  Medications Are Dispensed in a Safe Manner</w:t>
+      <w:t>«Hospital Name»  |  MOM/POL/05  |  Controlled document  |  Policy on Medications Are Dispensed in a Safe Manner</w:t>
     </w:r>
   </w:p>
 </w:ftr>

--- a/policies/build/masters/MOM.5_v2_master.docx
+++ b/policies/build/masters/MOM.5_v2_master.docx
@@ -1720,7 +1720,7 @@
           <w:sz w:val="22"/>
           <w:szCs w:val="22"/>
         </w:rPr>
-        <w:t xml:space="preserve">Root-cause analysis is required when the same dispensing lapse recurs within six months.</w:t>
+        <w:t>Root-cause analysis is required when the same dispensing lapse recurs; the organisation's defined recurrence threshold applies, as documented in the hospital's Root Cause Analysis procedure.</w:t>
       </w:r>
     </w:p>
     <w:p>

--- a/policies/build/masters/MOM.5_v2_master.docx
+++ b/policies/build/masters/MOM.5_v2_master.docx
@@ -2556,6 +2556,7 @@
         <w:gridCol w:w="100"/>
         <w:gridCol w:w="100"/>
         <w:gridCol w:w="100"/>
+        <w:gridCol w:w="100"/>
       </w:tblGrid>
       <w:tr>
         <w:tc>
@@ -2583,6 +2584,26 @@
         </w:tc>
         <w:tc>
           <w:tcPr>
+            <w:tcW w:type="pct" w:w="12%"/>
+            <w:tcBorders>
+              <w:top w:val="single" w:color="999999" w:sz="4"/>
+              <w:left w:val="single" w:color="999999" w:sz="4"/>
+              <w:bottom w:val="single" w:color="999999" w:sz="4"/>
+              <w:right w:val="single" w:color="999999" w:sz="4"/>
+            </w:tcBorders>
+            <w:shd w:fill="E8E8E8" w:val="clear"/>
+          </w:tcPr>
+          <w:p>
+            <w:r>
+              <w:rPr>
+                <w:b/>
+              </w:rPr>
+              <w:t>Level</w:t>
+            </w:r>
+          </w:p>
+        </w:tc>
+        <w:tc>
+          <w:tcPr>
             <w:tcW w:type="pct" w:w="32%"/>
             <w:tcBorders>
               <w:top w:val="single" w:color="999999" w:sz="4"/>
@@ -2676,6 +2697,22 @@
         </w:tc>
         <w:tc>
           <w:tcPr>
+            <w:tcW w:type="pct" w:w="12%"/>
+            <w:tcBorders>
+              <w:top w:val="single" w:color="999999" w:sz="4"/>
+              <w:left w:val="single" w:color="999999" w:sz="4"/>
+              <w:bottom w:val="single" w:color="999999" w:sz="4"/>
+              <w:right w:val="single" w:color="999999" w:sz="4"/>
+            </w:tcBorders>
+          </w:tcPr>
+          <w:p>
+            <w:r>
+              <w:t>Commitment*</w:t>
+            </w:r>
+          </w:p>
+        </w:tc>
+        <w:tc>
+          <w:tcPr>
             <w:tcW w:type="pct" w:w="32%"/>
             <w:tcBorders>
               <w:top w:val="single" w:color="999999" w:sz="4"/>
@@ -2766,6 +2803,22 @@
         </w:tc>
         <w:tc>
           <w:tcPr>
+            <w:tcW w:type="pct" w:w="12%"/>
+            <w:tcBorders>
+              <w:top w:val="single" w:color="999999" w:sz="4"/>
+              <w:left w:val="single" w:color="999999" w:sz="4"/>
+              <w:bottom w:val="single" w:color="999999" w:sz="4"/>
+              <w:right w:val="single" w:color="999999" w:sz="4"/>
+            </w:tcBorders>
+          </w:tcPr>
+          <w:p>
+            <w:r>
+              <w:t>Commitment*</w:t>
+            </w:r>
+          </w:p>
+        </w:tc>
+        <w:tc>
+          <w:tcPr>
             <w:tcW w:type="pct" w:w="32%"/>
             <w:tcBorders>
               <w:top w:val="single" w:color="999999" w:sz="4"/>
@@ -2856,6 +2909,22 @@
         </w:tc>
         <w:tc>
           <w:tcPr>
+            <w:tcW w:type="pct" w:w="12%"/>
+            <w:tcBorders>
+              <w:top w:val="single" w:color="999999" w:sz="4"/>
+              <w:left w:val="single" w:color="999999" w:sz="4"/>
+              <w:bottom w:val="single" w:color="999999" w:sz="4"/>
+              <w:right w:val="single" w:color="999999" w:sz="4"/>
+            </w:tcBorders>
+          </w:tcPr>
+          <w:p>
+            <w:r>
+              <w:t>Commitment*</w:t>
+            </w:r>
+          </w:p>
+        </w:tc>
+        <w:tc>
+          <w:tcPr>
             <w:tcW w:type="pct" w:w="32%"/>
             <w:tcBorders>
               <w:top w:val="single" w:color="999999" w:sz="4"/>
@@ -2946,6 +3015,22 @@
         </w:tc>
         <w:tc>
           <w:tcPr>
+            <w:tcW w:type="pct" w:w="12%"/>
+            <w:tcBorders>
+              <w:top w:val="single" w:color="999999" w:sz="4"/>
+              <w:left w:val="single" w:color="999999" w:sz="4"/>
+              <w:bottom w:val="single" w:color="999999" w:sz="4"/>
+              <w:right w:val="single" w:color="999999" w:sz="4"/>
+            </w:tcBorders>
+          </w:tcPr>
+          <w:p>
+            <w:r>
+              <w:t>CORE*</w:t>
+            </w:r>
+          </w:p>
+        </w:tc>
+        <w:tc>
+          <w:tcPr>
             <w:tcW w:type="pct" w:w="32%"/>
             <w:tcBorders>
               <w:top w:val="single" w:color="999999" w:sz="4"/>
@@ -3036,6 +3121,22 @@
         </w:tc>
         <w:tc>
           <w:tcPr>
+            <w:tcW w:type="pct" w:w="12%"/>
+            <w:tcBorders>
+              <w:top w:val="single" w:color="999999" w:sz="4"/>
+              <w:left w:val="single" w:color="999999" w:sz="4"/>
+              <w:bottom w:val="single" w:color="999999" w:sz="4"/>
+              <w:right w:val="single" w:color="999999" w:sz="4"/>
+            </w:tcBorders>
+          </w:tcPr>
+          <w:p>
+            <w:r>
+              <w:t>CORE</w:t>
+            </w:r>
+          </w:p>
+        </w:tc>
+        <w:tc>
+          <w:tcPr>
             <w:tcW w:type="pct" w:w="32%"/>
             <w:tcBorders>
               <w:top w:val="single" w:color="999999" w:sz="4"/>
@@ -3126,6 +3227,22 @@
         </w:tc>
         <w:tc>
           <w:tcPr>
+            <w:tcW w:type="pct" w:w="12%"/>
+            <w:tcBorders>
+              <w:top w:val="single" w:color="999999" w:sz="4"/>
+              <w:left w:val="single" w:color="999999" w:sz="4"/>
+              <w:bottom w:val="single" w:color="999999" w:sz="4"/>
+              <w:right w:val="single" w:color="999999" w:sz="4"/>
+            </w:tcBorders>
+          </w:tcPr>
+          <w:p>
+            <w:r>
+              <w:t>Commitment*</w:t>
+            </w:r>
+          </w:p>
+        </w:tc>
+        <w:tc>
+          <w:tcPr>
             <w:tcW w:type="pct" w:w="32%"/>
             <w:tcBorders>
               <w:top w:val="single" w:color="999999" w:sz="4"/>
@@ -3258,23 +3375,317 @@
         <w:t>11. Abbreviations</w:t>
       </w:r>
     </w:p>
-    <w:p>
-      <w:pPr>
-        <w:spacing w:after="140"/>
-      </w:pPr>
-      <w:r>
-        <w:rPr>
-          <w:sz w:val="22"/>
-          <w:szCs w:val="22"/>
-        </w:rPr>
-        <w:t xml:space="preserve">CAPA — corrective and preventive action
-FEFO — first expiry, first out
-MOM — Management of Medication (NABH SHCO chapter 7)
-NABH — National Accreditation Board for Hospitals and Healthcare Providers
-OE — objective element
-SHCO — Standards for Small Healthcare Organisations</w:t>
-      </w:r>
-    </w:p>
+    <w:tbl>
+      <w:tblPr>
+        <w:tblW w:type="pct" w:w="100%"/>
+        <w:tblBorders>
+          <w:top w:val="single" w:color="auto" w:sz="4"/>
+          <w:left w:val="single" w:color="auto" w:sz="4"/>
+          <w:bottom w:val="single" w:color="auto" w:sz="4"/>
+          <w:right w:val="single" w:color="auto" w:sz="4"/>
+          <w:insideH w:val="single" w:color="auto" w:sz="4"/>
+          <w:insideV w:val="single" w:color="auto" w:sz="4"/>
+        </w:tblBorders>
+      </w:tblPr>
+      <w:tblGrid>
+        <w:gridCol w:w="100"/>
+        <w:gridCol w:w="100"/>
+      </w:tblGrid>
+      <w:tr>
+        <w:tc>
+          <w:tcPr>
+            <w:tcW w:type="pct" w:w="22%"/>
+            <w:tcBorders>
+              <w:top w:val="single" w:color="999999" w:sz="4"/>
+              <w:left w:val="single" w:color="999999" w:sz="4"/>
+              <w:bottom w:val="single" w:color="999999" w:sz="4"/>
+              <w:right w:val="single" w:color="999999" w:sz="4"/>
+            </w:tcBorders>
+            <w:shd w:fill="E8E8E8" w:val="clear"/>
+          </w:tcPr>
+          <w:p>
+            <w:r>
+              <w:rPr>
+                <w:b/>
+              </w:rPr>
+              <w:t>Abbreviation</w:t>
+            </w:r>
+          </w:p>
+        </w:tc>
+        <w:tc>
+          <w:tcPr>
+            <w:tcW w:type="pct" w:w="22%"/>
+            <w:tcBorders>
+              <w:top w:val="single" w:color="999999" w:sz="4"/>
+              <w:left w:val="single" w:color="999999" w:sz="4"/>
+              <w:bottom w:val="single" w:color="999999" w:sz="4"/>
+              <w:right w:val="single" w:color="999999" w:sz="4"/>
+            </w:tcBorders>
+            <w:shd w:fill="E8E8E8" w:val="clear"/>
+          </w:tcPr>
+          <w:p>
+            <w:r>
+              <w:rPr>
+                <w:b/>
+              </w:rPr>
+              <w:t>Meaning</w:t>
+            </w:r>
+          </w:p>
+        </w:tc>
+      </w:tr>
+      <w:tr>
+        <w:tc>
+          <w:tcPr>
+            <w:tcW w:type="pct" w:w="22%"/>
+            <w:tcBorders>
+              <w:top w:val="single" w:color="999999" w:sz="4"/>
+              <w:left w:val="single" w:color="999999" w:sz="4"/>
+              <w:bottom w:val="single" w:color="999999" w:sz="4"/>
+              <w:right w:val="single" w:color="999999" w:sz="4"/>
+            </w:tcBorders>
+            <w:shd w:fill="E8E8E8" w:val="clear"/>
+          </w:tcPr>
+          <w:p>
+            <w:r>
+              <w:rPr>
+                <w:b w:val="0"/>
+              </w:rPr>
+              <w:t>CAPA</w:t>
+            </w:r>
+          </w:p>
+        </w:tc>
+        <w:tc>
+          <w:tcPr>
+            <w:tcW w:type="pct" w:w="22%"/>
+            <w:tcBorders>
+              <w:top w:val="single" w:color="999999" w:sz="4"/>
+              <w:left w:val="single" w:color="999999" w:sz="4"/>
+              <w:bottom w:val="single" w:color="999999" w:sz="4"/>
+              <w:right w:val="single" w:color="999999" w:sz="4"/>
+            </w:tcBorders>
+            <w:shd w:fill="E8E8E8" w:val="clear"/>
+          </w:tcPr>
+          <w:p>
+            <w:r>
+              <w:rPr>
+                <w:b w:val="0"/>
+              </w:rPr>
+              <w:t>corrective and preventive action</w:t>
+            </w:r>
+          </w:p>
+        </w:tc>
+      </w:tr>
+      <w:tr>
+        <w:tc>
+          <w:tcPr>
+            <w:tcW w:type="pct" w:w="22%"/>
+            <w:tcBorders>
+              <w:top w:val="single" w:color="999999" w:sz="4"/>
+              <w:left w:val="single" w:color="999999" w:sz="4"/>
+              <w:bottom w:val="single" w:color="999999" w:sz="4"/>
+              <w:right w:val="single" w:color="999999" w:sz="4"/>
+            </w:tcBorders>
+            <w:shd w:fill="E8E8E8" w:val="clear"/>
+          </w:tcPr>
+          <w:p>
+            <w:r>
+              <w:rPr>
+                <w:b w:val="0"/>
+              </w:rPr>
+              <w:t>FEFO</w:t>
+            </w:r>
+          </w:p>
+        </w:tc>
+        <w:tc>
+          <w:tcPr>
+            <w:tcW w:type="pct" w:w="22%"/>
+            <w:tcBorders>
+              <w:top w:val="single" w:color="999999" w:sz="4"/>
+              <w:left w:val="single" w:color="999999" w:sz="4"/>
+              <w:bottom w:val="single" w:color="999999" w:sz="4"/>
+              <w:right w:val="single" w:color="999999" w:sz="4"/>
+            </w:tcBorders>
+            <w:shd w:fill="E8E8E8" w:val="clear"/>
+          </w:tcPr>
+          <w:p>
+            <w:r>
+              <w:rPr>
+                <w:b w:val="0"/>
+              </w:rPr>
+              <w:t>first expiry, first out</w:t>
+            </w:r>
+          </w:p>
+        </w:tc>
+      </w:tr>
+      <w:tr>
+        <w:tc>
+          <w:tcPr>
+            <w:tcW w:type="pct" w:w="22%"/>
+            <w:tcBorders>
+              <w:top w:val="single" w:color="999999" w:sz="4"/>
+              <w:left w:val="single" w:color="999999" w:sz="4"/>
+              <w:bottom w:val="single" w:color="999999" w:sz="4"/>
+              <w:right w:val="single" w:color="999999" w:sz="4"/>
+            </w:tcBorders>
+            <w:shd w:fill="E8E8E8" w:val="clear"/>
+          </w:tcPr>
+          <w:p>
+            <w:r>
+              <w:rPr>
+                <w:b w:val="0"/>
+              </w:rPr>
+              <w:t>MOM</w:t>
+            </w:r>
+          </w:p>
+        </w:tc>
+        <w:tc>
+          <w:tcPr>
+            <w:tcW w:type="pct" w:w="22%"/>
+            <w:tcBorders>
+              <w:top w:val="single" w:color="999999" w:sz="4"/>
+              <w:left w:val="single" w:color="999999" w:sz="4"/>
+              <w:bottom w:val="single" w:color="999999" w:sz="4"/>
+              <w:right w:val="single" w:color="999999" w:sz="4"/>
+            </w:tcBorders>
+            <w:shd w:fill="E8E8E8" w:val="clear"/>
+          </w:tcPr>
+          <w:p>
+            <w:r>
+              <w:rPr>
+                <w:b w:val="0"/>
+              </w:rPr>
+              <w:t>Management of Medication (NABH SHCO chapter 7)</w:t>
+            </w:r>
+          </w:p>
+        </w:tc>
+      </w:tr>
+      <w:tr>
+        <w:tc>
+          <w:tcPr>
+            <w:tcW w:type="pct" w:w="22%"/>
+            <w:tcBorders>
+              <w:top w:val="single" w:color="999999" w:sz="4"/>
+              <w:left w:val="single" w:color="999999" w:sz="4"/>
+              <w:bottom w:val="single" w:color="999999" w:sz="4"/>
+              <w:right w:val="single" w:color="999999" w:sz="4"/>
+            </w:tcBorders>
+            <w:shd w:fill="E8E8E8" w:val="clear"/>
+          </w:tcPr>
+          <w:p>
+            <w:r>
+              <w:rPr>
+                <w:b w:val="0"/>
+              </w:rPr>
+              <w:t>NABH</w:t>
+            </w:r>
+          </w:p>
+        </w:tc>
+        <w:tc>
+          <w:tcPr>
+            <w:tcW w:type="pct" w:w="22%"/>
+            <w:tcBorders>
+              <w:top w:val="single" w:color="999999" w:sz="4"/>
+              <w:left w:val="single" w:color="999999" w:sz="4"/>
+              <w:bottom w:val="single" w:color="999999" w:sz="4"/>
+              <w:right w:val="single" w:color="999999" w:sz="4"/>
+            </w:tcBorders>
+            <w:shd w:fill="E8E8E8" w:val="clear"/>
+          </w:tcPr>
+          <w:p>
+            <w:r>
+              <w:rPr>
+                <w:b w:val="0"/>
+              </w:rPr>
+              <w:t>National Accreditation Board for Hospitals and Healthcare Providers</w:t>
+            </w:r>
+          </w:p>
+        </w:tc>
+      </w:tr>
+      <w:tr>
+        <w:tc>
+          <w:tcPr>
+            <w:tcW w:type="pct" w:w="22%"/>
+            <w:tcBorders>
+              <w:top w:val="single" w:color="999999" w:sz="4"/>
+              <w:left w:val="single" w:color="999999" w:sz="4"/>
+              <w:bottom w:val="single" w:color="999999" w:sz="4"/>
+              <w:right w:val="single" w:color="999999" w:sz="4"/>
+            </w:tcBorders>
+            <w:shd w:fill="E8E8E8" w:val="clear"/>
+          </w:tcPr>
+          <w:p>
+            <w:r>
+              <w:rPr>
+                <w:b w:val="0"/>
+              </w:rPr>
+              <w:t>OE</w:t>
+            </w:r>
+          </w:p>
+        </w:tc>
+        <w:tc>
+          <w:tcPr>
+            <w:tcW w:type="pct" w:w="22%"/>
+            <w:tcBorders>
+              <w:top w:val="single" w:color="999999" w:sz="4"/>
+              <w:left w:val="single" w:color="999999" w:sz="4"/>
+              <w:bottom w:val="single" w:color="999999" w:sz="4"/>
+              <w:right w:val="single" w:color="999999" w:sz="4"/>
+            </w:tcBorders>
+            <w:shd w:fill="E8E8E8" w:val="clear"/>
+          </w:tcPr>
+          <w:p>
+            <w:r>
+              <w:rPr>
+                <w:b w:val="0"/>
+              </w:rPr>
+              <w:t>objective element</w:t>
+            </w:r>
+          </w:p>
+        </w:tc>
+      </w:tr>
+      <w:tr>
+        <w:tc>
+          <w:tcPr>
+            <w:tcW w:type="pct" w:w="22%"/>
+            <w:tcBorders>
+              <w:top w:val="single" w:color="999999" w:sz="4"/>
+              <w:left w:val="single" w:color="999999" w:sz="4"/>
+              <w:bottom w:val="single" w:color="999999" w:sz="4"/>
+              <w:right w:val="single" w:color="999999" w:sz="4"/>
+            </w:tcBorders>
+            <w:shd w:fill="E8E8E8" w:val="clear"/>
+          </w:tcPr>
+          <w:p>
+            <w:r>
+              <w:rPr>
+                <w:b w:val="0"/>
+              </w:rPr>
+              <w:t>SHCO</w:t>
+            </w:r>
+          </w:p>
+        </w:tc>
+        <w:tc>
+          <w:tcPr>
+            <w:tcW w:type="pct" w:w="22%"/>
+            <w:tcBorders>
+              <w:top w:val="single" w:color="999999" w:sz="4"/>
+              <w:left w:val="single" w:color="999999" w:sz="4"/>
+              <w:bottom w:val="single" w:color="999999" w:sz="4"/>
+              <w:right w:val="single" w:color="999999" w:sz="4"/>
+            </w:tcBorders>
+            <w:shd w:fill="E8E8E8" w:val="clear"/>
+          </w:tcPr>
+          <w:p>
+            <w:r>
+              <w:rPr>
+                <w:b w:val="0"/>
+              </w:rPr>
+              <w:t>Standards for Small Healthcare Organisations</w:t>
+            </w:r>
+          </w:p>
+        </w:tc>
+      </w:tr>
+    </w:tbl>
     <w:p>
       <w:pPr>
         <w:pStyle w:val="Heading1"/>

--- a/policies/build/masters/MOM.5_v2_master.docx
+++ b/policies/build/masters/MOM.5_v2_master.docx
@@ -682,18 +682,6 @@
     </w:p>
     <w:p>
       <w:pPr>
-        <w:spacing w:after="140"/>
-      </w:pPr>
-      <w:r>
-        <w:rPr>
-          <w:sz w:val="22"/>
-          <w:szCs w:val="22"/>
-        </w:rPr>
-        <w:t xml:space="preserve">Words marked «like this» are defaults a small hospital can keep. A blank marked «________» has no sensible default. Fill it in before this document is signed.</w:t>
-      </w:r>
-    </w:p>
-    <w:p>
-      <w:pPr>
         <w:pStyle w:val="Heading1"/>
         <w:spacing w:after="120" w:before="280"/>
       </w:pPr>
@@ -723,69 +711,6 @@
           <w:szCs w:val="22"/>
         </w:rPr>
         <w:t xml:space="preserve">It covers MOM.5.a–f: safe dispensing; recall handling; near-expiry handling; labelling; high-risk order verification; and return of medications.</w:t>
-      </w:r>
-    </w:p>
-    <w:p>
-      <w:pPr>
-        <w:spacing w:after="140"/>
-      </w:pPr>
-      <w:r>
-        <w:rPr>
-          <w:sz w:val="22"/>
-          <w:szCs w:val="22"/>
-        </w:rPr>
-        <w:t xml:space="preserve">Boundaries with other policies of «Hospital Name»:</w:t>
-      </w:r>
-    </w:p>
-    <w:p>
-      <w:pPr>
-        <w:pStyle w:val="ListParagraph"/>
-        <w:numPr>
-          <w:ilvl w:val="0"/>
-          <w:numId w:val="1"/>
-        </w:numPr>
-        <w:spacing w:after="60"/>
-      </w:pPr>
-      <w:r>
-        <w:rPr>
-          <w:sz w:val="22"/>
-          <w:szCs w:val="22"/>
-        </w:rPr>
-        <w:t xml:space="preserve">MOM.2 owns storage. MOM.3 owns prescribing. MOM.4 owns uniform order writing.</w:t>
-      </w:r>
-    </w:p>
-    <w:p>
-      <w:pPr>
-        <w:pStyle w:val="ListParagraph"/>
-        <w:numPr>
-          <w:ilvl w:val="0"/>
-          <w:numId w:val="1"/>
-        </w:numPr>
-        <w:spacing w:after="60"/>
-      </w:pPr>
-      <w:r>
-        <w:rPr>
-          <w:sz w:val="22"/>
-          <w:szCs w:val="22"/>
-        </w:rPr>
-        <w:t xml:space="preserve">MOM.6 owns administration. This policy ends at the point the labelled medication leaves the pharmacy or dispensing area.</w:t>
-      </w:r>
-    </w:p>
-    <w:p>
-      <w:pPr>
-        <w:pStyle w:val="ListParagraph"/>
-        <w:numPr>
-          <w:ilvl w:val="0"/>
-          <w:numId w:val="1"/>
-        </w:numPr>
-        <w:spacing w:after="60"/>
-      </w:pPr>
-      <w:r>
-        <w:rPr>
-          <w:sz w:val="22"/>
-          <w:szCs w:val="22"/>
-        </w:rPr>
-        <w:t xml:space="preserve">MOM.2.c owns the high-risk medication list. This policy owns the verification step for high-risk orders at dispensing.</w:t>
       </w:r>
     </w:p>
     <w:p>

--- a/policies/build/masters/MOM.5_v2_master.docx
+++ b/policies/build/masters/MOM.5_v2_master.docx
@@ -2464,6 +2464,406 @@
         <w:t xml:space="preserve">The Nursing Superintendent holds signed acknowledgements with the induction record.</w:t>
       </w:r>
     </w:p>
+    <w:p>
+      <w:pPr>
+        <w:pStyle w:val="Heading1"/>
+        <w:spacing w:after="120" w:before="280"/>
+      </w:pPr>
+      <w:r>
+        <w:t>10. Distribution</w:t>
+      </w:r>
+    </w:p>
+    <w:p>
+      <w:pPr>
+        <w:spacing w:after="140"/>
+      </w:pPr>
+      <w:r>
+        <w:rPr>
+          <w:sz w:val="22"/>
+          <w:szCs w:val="22"/>
+        </w:rPr>
+        <w:t xml:space="preserve">Official master copy: office of the Medical Superintendent, «Hospital Name», with the Pharmacy In-Charge and the Quality Coordinator.</w:t>
+      </w:r>
+    </w:p>
+    <w:p>
+      <w:pPr>
+        <w:spacing w:after="140"/>
+      </w:pPr>
+      <w:r>
+        <w:rPr>
+          <w:sz w:val="22"/>
+          <w:szCs w:val="22"/>
+        </w:rPr>
+        <w:t xml:space="preserve">Copies issued to: pharmacy; every in-patient ward; out-patient dispensary; emergency room.</w:t>
+      </w:r>
+    </w:p>
+    <w:p>
+      <w:pPr>
+        <w:spacing w:after="140"/>
+      </w:pPr>
+      <w:r>
+        <w:rPr>
+          <w:sz w:val="22"/>
+          <w:szCs w:val="22"/>
+        </w:rPr>
+        <w:t xml:space="preserve">The current version is available to all staff at the «pharmacy counter policy file» and, if the hospital keeps an intranet, at «staff intranet / policies».</w:t>
+      </w:r>
+    </w:p>
+    <w:p>
+      <w:pPr>
+        <w:spacing w:after="140"/>
+      </w:pPr>
+      <w:r>
+        <w:rPr>
+          <w:sz w:val="22"/>
+          <w:szCs w:val="22"/>
+        </w:rPr>
+        <w:t xml:space="preserve">When a new version is issued, take old copies out of use.</w:t>
+      </w:r>
+    </w:p>
+    <w:p>
+      <w:pPr>
+        <w:pStyle w:val="Heading1"/>
+        <w:spacing w:after="120" w:before="280"/>
+      </w:pPr>
+      <w:r>
+        <w:t>11. Abbreviations</w:t>
+      </w:r>
+    </w:p>
+    <w:tbl>
+      <w:tblPr>
+        <w:tblW w:type="pct" w:w="100%"/>
+        <w:tblBorders>
+          <w:top w:val="single" w:color="auto" w:sz="4"/>
+          <w:left w:val="single" w:color="auto" w:sz="4"/>
+          <w:bottom w:val="single" w:color="auto" w:sz="4"/>
+          <w:right w:val="single" w:color="auto" w:sz="4"/>
+          <w:insideH w:val="single" w:color="auto" w:sz="4"/>
+          <w:insideV w:val="single" w:color="auto" w:sz="4"/>
+        </w:tblBorders>
+      </w:tblPr>
+      <w:tblGrid>
+        <w:gridCol w:w="100"/>
+        <w:gridCol w:w="100"/>
+      </w:tblGrid>
+      <w:tr>
+        <w:tc>
+          <w:tcPr>
+            <w:tcW w:type="pct" w:w="22%"/>
+            <w:tcBorders>
+              <w:top w:val="single" w:color="999999" w:sz="4"/>
+              <w:left w:val="single" w:color="999999" w:sz="4"/>
+              <w:bottom w:val="single" w:color="999999" w:sz="4"/>
+              <w:right w:val="single" w:color="999999" w:sz="4"/>
+            </w:tcBorders>
+            <w:shd w:fill="E8E8E8" w:val="clear"/>
+          </w:tcPr>
+          <w:p>
+            <w:r>
+              <w:rPr>
+                <w:b/>
+              </w:rPr>
+              <w:t>Abbreviation</w:t>
+            </w:r>
+          </w:p>
+        </w:tc>
+        <w:tc>
+          <w:tcPr>
+            <w:tcW w:type="pct" w:w="22%"/>
+            <w:tcBorders>
+              <w:top w:val="single" w:color="999999" w:sz="4"/>
+              <w:left w:val="single" w:color="999999" w:sz="4"/>
+              <w:bottom w:val="single" w:color="999999" w:sz="4"/>
+              <w:right w:val="single" w:color="999999" w:sz="4"/>
+            </w:tcBorders>
+            <w:shd w:fill="E8E8E8" w:val="clear"/>
+          </w:tcPr>
+          <w:p>
+            <w:r>
+              <w:rPr>
+                <w:b/>
+              </w:rPr>
+              <w:t>Meaning</w:t>
+            </w:r>
+          </w:p>
+        </w:tc>
+      </w:tr>
+      <w:tr>
+        <w:tc>
+          <w:tcPr>
+            <w:tcW w:type="pct" w:w="22%"/>
+            <w:tcBorders>
+              <w:top w:val="single" w:color="999999" w:sz="4"/>
+              <w:left w:val="single" w:color="999999" w:sz="4"/>
+              <w:bottom w:val="single" w:color="999999" w:sz="4"/>
+              <w:right w:val="single" w:color="999999" w:sz="4"/>
+            </w:tcBorders>
+            <w:shd w:fill="E8E8E8" w:val="clear"/>
+          </w:tcPr>
+          <w:p>
+            <w:r>
+              <w:rPr>
+                <w:b w:val="0"/>
+              </w:rPr>
+              <w:t>CAPA</w:t>
+            </w:r>
+          </w:p>
+        </w:tc>
+        <w:tc>
+          <w:tcPr>
+            <w:tcW w:type="pct" w:w="22%"/>
+            <w:tcBorders>
+              <w:top w:val="single" w:color="999999" w:sz="4"/>
+              <w:left w:val="single" w:color="999999" w:sz="4"/>
+              <w:bottom w:val="single" w:color="999999" w:sz="4"/>
+              <w:right w:val="single" w:color="999999" w:sz="4"/>
+            </w:tcBorders>
+            <w:shd w:fill="E8E8E8" w:val="clear"/>
+          </w:tcPr>
+          <w:p>
+            <w:r>
+              <w:rPr>
+                <w:b w:val="0"/>
+              </w:rPr>
+              <w:t>corrective and preventive action</w:t>
+            </w:r>
+          </w:p>
+        </w:tc>
+      </w:tr>
+      <w:tr>
+        <w:tc>
+          <w:tcPr>
+            <w:tcW w:type="pct" w:w="22%"/>
+            <w:tcBorders>
+              <w:top w:val="single" w:color="999999" w:sz="4"/>
+              <w:left w:val="single" w:color="999999" w:sz="4"/>
+              <w:bottom w:val="single" w:color="999999" w:sz="4"/>
+              <w:right w:val="single" w:color="999999" w:sz="4"/>
+            </w:tcBorders>
+            <w:shd w:fill="E8E8E8" w:val="clear"/>
+          </w:tcPr>
+          <w:p>
+            <w:r>
+              <w:rPr>
+                <w:b w:val="0"/>
+              </w:rPr>
+              <w:t>FEFO</w:t>
+            </w:r>
+          </w:p>
+        </w:tc>
+        <w:tc>
+          <w:tcPr>
+            <w:tcW w:type="pct" w:w="22%"/>
+            <w:tcBorders>
+              <w:top w:val="single" w:color="999999" w:sz="4"/>
+              <w:left w:val="single" w:color="999999" w:sz="4"/>
+              <w:bottom w:val="single" w:color="999999" w:sz="4"/>
+              <w:right w:val="single" w:color="999999" w:sz="4"/>
+            </w:tcBorders>
+            <w:shd w:fill="E8E8E8" w:val="clear"/>
+          </w:tcPr>
+          <w:p>
+            <w:r>
+              <w:rPr>
+                <w:b w:val="0"/>
+              </w:rPr>
+              <w:t>first expiry, first out</w:t>
+            </w:r>
+          </w:p>
+        </w:tc>
+      </w:tr>
+      <w:tr>
+        <w:tc>
+          <w:tcPr>
+            <w:tcW w:type="pct" w:w="22%"/>
+            <w:tcBorders>
+              <w:top w:val="single" w:color="999999" w:sz="4"/>
+              <w:left w:val="single" w:color="999999" w:sz="4"/>
+              <w:bottom w:val="single" w:color="999999" w:sz="4"/>
+              <w:right w:val="single" w:color="999999" w:sz="4"/>
+            </w:tcBorders>
+            <w:shd w:fill="E8E8E8" w:val="clear"/>
+          </w:tcPr>
+          <w:p>
+            <w:r>
+              <w:rPr>
+                <w:b w:val="0"/>
+              </w:rPr>
+              <w:t>MOM</w:t>
+            </w:r>
+          </w:p>
+        </w:tc>
+        <w:tc>
+          <w:tcPr>
+            <w:tcW w:type="pct" w:w="22%"/>
+            <w:tcBorders>
+              <w:top w:val="single" w:color="999999" w:sz="4"/>
+              <w:left w:val="single" w:color="999999" w:sz="4"/>
+              <w:bottom w:val="single" w:color="999999" w:sz="4"/>
+              <w:right w:val="single" w:color="999999" w:sz="4"/>
+            </w:tcBorders>
+            <w:shd w:fill="E8E8E8" w:val="clear"/>
+          </w:tcPr>
+          <w:p>
+            <w:r>
+              <w:rPr>
+                <w:b w:val="0"/>
+              </w:rPr>
+              <w:t>Management of Medication (NABH SHCO chapter 7)</w:t>
+            </w:r>
+          </w:p>
+        </w:tc>
+      </w:tr>
+      <w:tr>
+        <w:tc>
+          <w:tcPr>
+            <w:tcW w:type="pct" w:w="22%"/>
+            <w:tcBorders>
+              <w:top w:val="single" w:color="999999" w:sz="4"/>
+              <w:left w:val="single" w:color="999999" w:sz="4"/>
+              <w:bottom w:val="single" w:color="999999" w:sz="4"/>
+              <w:right w:val="single" w:color="999999" w:sz="4"/>
+            </w:tcBorders>
+            <w:shd w:fill="E8E8E8" w:val="clear"/>
+          </w:tcPr>
+          <w:p>
+            <w:r>
+              <w:rPr>
+                <w:b w:val="0"/>
+              </w:rPr>
+              <w:t>NABH</w:t>
+            </w:r>
+          </w:p>
+        </w:tc>
+        <w:tc>
+          <w:tcPr>
+            <w:tcW w:type="pct" w:w="22%"/>
+            <w:tcBorders>
+              <w:top w:val="single" w:color="999999" w:sz="4"/>
+              <w:left w:val="single" w:color="999999" w:sz="4"/>
+              <w:bottom w:val="single" w:color="999999" w:sz="4"/>
+              <w:right w:val="single" w:color="999999" w:sz="4"/>
+            </w:tcBorders>
+            <w:shd w:fill="E8E8E8" w:val="clear"/>
+          </w:tcPr>
+          <w:p>
+            <w:r>
+              <w:rPr>
+                <w:b w:val="0"/>
+              </w:rPr>
+              <w:t>National Accreditation Board for Hospitals and Healthcare Providers</w:t>
+            </w:r>
+          </w:p>
+        </w:tc>
+      </w:tr>
+      <w:tr>
+        <w:tc>
+          <w:tcPr>
+            <w:tcW w:type="pct" w:w="22%"/>
+            <w:tcBorders>
+              <w:top w:val="single" w:color="999999" w:sz="4"/>
+              <w:left w:val="single" w:color="999999" w:sz="4"/>
+              <w:bottom w:val="single" w:color="999999" w:sz="4"/>
+              <w:right w:val="single" w:color="999999" w:sz="4"/>
+            </w:tcBorders>
+            <w:shd w:fill="E8E8E8" w:val="clear"/>
+          </w:tcPr>
+          <w:p>
+            <w:r>
+              <w:rPr>
+                <w:b w:val="0"/>
+              </w:rPr>
+              <w:t>OE</w:t>
+            </w:r>
+          </w:p>
+        </w:tc>
+        <w:tc>
+          <w:tcPr>
+            <w:tcW w:type="pct" w:w="22%"/>
+            <w:tcBorders>
+              <w:top w:val="single" w:color="999999" w:sz="4"/>
+              <w:left w:val="single" w:color="999999" w:sz="4"/>
+              <w:bottom w:val="single" w:color="999999" w:sz="4"/>
+              <w:right w:val="single" w:color="999999" w:sz="4"/>
+            </w:tcBorders>
+            <w:shd w:fill="E8E8E8" w:val="clear"/>
+          </w:tcPr>
+          <w:p>
+            <w:r>
+              <w:rPr>
+                <w:b w:val="0"/>
+              </w:rPr>
+              <w:t>objective element</w:t>
+            </w:r>
+          </w:p>
+        </w:tc>
+      </w:tr>
+      <w:tr>
+        <w:tc>
+          <w:tcPr>
+            <w:tcW w:type="pct" w:w="22%"/>
+            <w:tcBorders>
+              <w:top w:val="single" w:color="999999" w:sz="4"/>
+              <w:left w:val="single" w:color="999999" w:sz="4"/>
+              <w:bottom w:val="single" w:color="999999" w:sz="4"/>
+              <w:right w:val="single" w:color="999999" w:sz="4"/>
+            </w:tcBorders>
+            <w:shd w:fill="E8E8E8" w:val="clear"/>
+          </w:tcPr>
+          <w:p>
+            <w:r>
+              <w:rPr>
+                <w:b w:val="0"/>
+              </w:rPr>
+              <w:t>SHCO</w:t>
+            </w:r>
+          </w:p>
+        </w:tc>
+        <w:tc>
+          <w:tcPr>
+            <w:tcW w:type="pct" w:w="22%"/>
+            <w:tcBorders>
+              <w:top w:val="single" w:color="999999" w:sz="4"/>
+              <w:left w:val="single" w:color="999999" w:sz="4"/>
+              <w:bottom w:val="single" w:color="999999" w:sz="4"/>
+              <w:right w:val="single" w:color="999999" w:sz="4"/>
+            </w:tcBorders>
+            <w:shd w:fill="E8E8E8" w:val="clear"/>
+          </w:tcPr>
+          <w:p>
+            <w:r>
+              <w:rPr>
+                <w:b w:val="0"/>
+              </w:rPr>
+              <w:t>Standards for Small Healthcare Organisations</w:t>
+            </w:r>
+          </w:p>
+        </w:tc>
+      </w:tr>
+    </w:tbl>
+    <w:p>
+      <w:pPr>
+        <w:pStyle w:val="Heading1"/>
+        <w:spacing w:after="120" w:before="280"/>
+      </w:pPr>
+      <w:r>
+        <w:t>12. Traceability to NABH SHCO 3rd Edition MOM.5</w:t>
+      </w:r>
+    </w:p>
+    <w:p>
+      <w:pPr>
+        <w:spacing w:after="120"/>
+      </w:pPr>
+      <w:r>
+        <w:rPr>
+          <w:i/>
+          <w:iCs/>
+          <w:sz w:val="20"/>
+          <w:szCs w:val="20"/>
+        </w:rPr>
+        <w:t xml:space="preserve">This table is an index. It is not how the policy is organised.</w:t>
+      </w:r>
+    </w:p>
     <w:tbl>
       <w:tblPr>
         <w:tblW w:type="pct" w:w="100%"/>
@@ -3234,406 +3634,6 @@
         </w:tc>
       </w:tr>
     </w:tbl>
-    <w:p>
-      <w:pPr>
-        <w:pStyle w:val="Heading1"/>
-        <w:spacing w:after="120" w:before="280"/>
-      </w:pPr>
-      <w:r>
-        <w:t>10. Distribution</w:t>
-      </w:r>
-    </w:p>
-    <w:p>
-      <w:pPr>
-        <w:spacing w:after="140"/>
-      </w:pPr>
-      <w:r>
-        <w:rPr>
-          <w:sz w:val="22"/>
-          <w:szCs w:val="22"/>
-        </w:rPr>
-        <w:t xml:space="preserve">Official master copy: office of the Medical Superintendent, «Hospital Name», with the Pharmacy In-Charge and the Quality Coordinator.</w:t>
-      </w:r>
-    </w:p>
-    <w:p>
-      <w:pPr>
-        <w:spacing w:after="140"/>
-      </w:pPr>
-      <w:r>
-        <w:rPr>
-          <w:sz w:val="22"/>
-          <w:szCs w:val="22"/>
-        </w:rPr>
-        <w:t xml:space="preserve">Copies issued to: pharmacy; every in-patient ward; out-patient dispensary; emergency room.</w:t>
-      </w:r>
-    </w:p>
-    <w:p>
-      <w:pPr>
-        <w:spacing w:after="140"/>
-      </w:pPr>
-      <w:r>
-        <w:rPr>
-          <w:sz w:val="22"/>
-          <w:szCs w:val="22"/>
-        </w:rPr>
-        <w:t xml:space="preserve">The current version is available to all staff at the «pharmacy counter policy file» and, if the hospital keeps an intranet, at «staff intranet / policies».</w:t>
-      </w:r>
-    </w:p>
-    <w:p>
-      <w:pPr>
-        <w:spacing w:after="140"/>
-      </w:pPr>
-      <w:r>
-        <w:rPr>
-          <w:sz w:val="22"/>
-          <w:szCs w:val="22"/>
-        </w:rPr>
-        <w:t xml:space="preserve">When a new version is issued, take old copies out of use.</w:t>
-      </w:r>
-    </w:p>
-    <w:p>
-      <w:pPr>
-        <w:pStyle w:val="Heading1"/>
-        <w:spacing w:after="120" w:before="280"/>
-      </w:pPr>
-      <w:r>
-        <w:t>11. Abbreviations</w:t>
-      </w:r>
-    </w:p>
-    <w:tbl>
-      <w:tblPr>
-        <w:tblW w:type="pct" w:w="100%"/>
-        <w:tblBorders>
-          <w:top w:val="single" w:color="auto" w:sz="4"/>
-          <w:left w:val="single" w:color="auto" w:sz="4"/>
-          <w:bottom w:val="single" w:color="auto" w:sz="4"/>
-          <w:right w:val="single" w:color="auto" w:sz="4"/>
-          <w:insideH w:val="single" w:color="auto" w:sz="4"/>
-          <w:insideV w:val="single" w:color="auto" w:sz="4"/>
-        </w:tblBorders>
-      </w:tblPr>
-      <w:tblGrid>
-        <w:gridCol w:w="100"/>
-        <w:gridCol w:w="100"/>
-      </w:tblGrid>
-      <w:tr>
-        <w:tc>
-          <w:tcPr>
-            <w:tcW w:type="pct" w:w="22%"/>
-            <w:tcBorders>
-              <w:top w:val="single" w:color="999999" w:sz="4"/>
-              <w:left w:val="single" w:color="999999" w:sz="4"/>
-              <w:bottom w:val="single" w:color="999999" w:sz="4"/>
-              <w:right w:val="single" w:color="999999" w:sz="4"/>
-            </w:tcBorders>
-            <w:shd w:fill="E8E8E8" w:val="clear"/>
-          </w:tcPr>
-          <w:p>
-            <w:r>
-              <w:rPr>
-                <w:b/>
-              </w:rPr>
-              <w:t>Abbreviation</w:t>
-            </w:r>
-          </w:p>
-        </w:tc>
-        <w:tc>
-          <w:tcPr>
-            <w:tcW w:type="pct" w:w="22%"/>
-            <w:tcBorders>
-              <w:top w:val="single" w:color="999999" w:sz="4"/>
-              <w:left w:val="single" w:color="999999" w:sz="4"/>
-              <w:bottom w:val="single" w:color="999999" w:sz="4"/>
-              <w:right w:val="single" w:color="999999" w:sz="4"/>
-            </w:tcBorders>
-            <w:shd w:fill="E8E8E8" w:val="clear"/>
-          </w:tcPr>
-          <w:p>
-            <w:r>
-              <w:rPr>
-                <w:b/>
-              </w:rPr>
-              <w:t>Meaning</w:t>
-            </w:r>
-          </w:p>
-        </w:tc>
-      </w:tr>
-      <w:tr>
-        <w:tc>
-          <w:tcPr>
-            <w:tcW w:type="pct" w:w="22%"/>
-            <w:tcBorders>
-              <w:top w:val="single" w:color="999999" w:sz="4"/>
-              <w:left w:val="single" w:color="999999" w:sz="4"/>
-              <w:bottom w:val="single" w:color="999999" w:sz="4"/>
-              <w:right w:val="single" w:color="999999" w:sz="4"/>
-            </w:tcBorders>
-            <w:shd w:fill="E8E8E8" w:val="clear"/>
-          </w:tcPr>
-          <w:p>
-            <w:r>
-              <w:rPr>
-                <w:b w:val="0"/>
-              </w:rPr>
-              <w:t>CAPA</w:t>
-            </w:r>
-          </w:p>
-        </w:tc>
-        <w:tc>
-          <w:tcPr>
-            <w:tcW w:type="pct" w:w="22%"/>
-            <w:tcBorders>
-              <w:top w:val="single" w:color="999999" w:sz="4"/>
-              <w:left w:val="single" w:color="999999" w:sz="4"/>
-              <w:bottom w:val="single" w:color="999999" w:sz="4"/>
-              <w:right w:val="single" w:color="999999" w:sz="4"/>
-            </w:tcBorders>
-            <w:shd w:fill="E8E8E8" w:val="clear"/>
-          </w:tcPr>
-          <w:p>
-            <w:r>
-              <w:rPr>
-                <w:b w:val="0"/>
-              </w:rPr>
-              <w:t>corrective and preventive action</w:t>
-            </w:r>
-          </w:p>
-        </w:tc>
-      </w:tr>
-      <w:tr>
-        <w:tc>
-          <w:tcPr>
-            <w:tcW w:type="pct" w:w="22%"/>
-            <w:tcBorders>
-              <w:top w:val="single" w:color="999999" w:sz="4"/>
-              <w:left w:val="single" w:color="999999" w:sz="4"/>
-              <w:bottom w:val="single" w:color="999999" w:sz="4"/>
-              <w:right w:val="single" w:color="999999" w:sz="4"/>
-            </w:tcBorders>
-            <w:shd w:fill="E8E8E8" w:val="clear"/>
-          </w:tcPr>
-          <w:p>
-            <w:r>
-              <w:rPr>
-                <w:b w:val="0"/>
-              </w:rPr>
-              <w:t>FEFO</w:t>
-            </w:r>
-          </w:p>
-        </w:tc>
-        <w:tc>
-          <w:tcPr>
-            <w:tcW w:type="pct" w:w="22%"/>
-            <w:tcBorders>
-              <w:top w:val="single" w:color="999999" w:sz="4"/>
-              <w:left w:val="single" w:color="999999" w:sz="4"/>
-              <w:bottom w:val="single" w:color="999999" w:sz="4"/>
-              <w:right w:val="single" w:color="999999" w:sz="4"/>
-            </w:tcBorders>
-            <w:shd w:fill="E8E8E8" w:val="clear"/>
-          </w:tcPr>
-          <w:p>
-            <w:r>
-              <w:rPr>
-                <w:b w:val="0"/>
-              </w:rPr>
-              <w:t>first expiry, first out</w:t>
-            </w:r>
-          </w:p>
-        </w:tc>
-      </w:tr>
-      <w:tr>
-        <w:tc>
-          <w:tcPr>
-            <w:tcW w:type="pct" w:w="22%"/>
-            <w:tcBorders>
-              <w:top w:val="single" w:color="999999" w:sz="4"/>
-              <w:left w:val="single" w:color="999999" w:sz="4"/>
-              <w:bottom w:val="single" w:color="999999" w:sz="4"/>
-              <w:right w:val="single" w:color="999999" w:sz="4"/>
-            </w:tcBorders>
-            <w:shd w:fill="E8E8E8" w:val="clear"/>
-          </w:tcPr>
-          <w:p>
-            <w:r>
-              <w:rPr>
-                <w:b w:val="0"/>
-              </w:rPr>
-              <w:t>MOM</w:t>
-            </w:r>
-          </w:p>
-        </w:tc>
-        <w:tc>
-          <w:tcPr>
-            <w:tcW w:type="pct" w:w="22%"/>
-            <w:tcBorders>
-              <w:top w:val="single" w:color="999999" w:sz="4"/>
-              <w:left w:val="single" w:color="999999" w:sz="4"/>
-              <w:bottom w:val="single" w:color="999999" w:sz="4"/>
-              <w:right w:val="single" w:color="999999" w:sz="4"/>
-            </w:tcBorders>
-            <w:shd w:fill="E8E8E8" w:val="clear"/>
-          </w:tcPr>
-          <w:p>
-            <w:r>
-              <w:rPr>
-                <w:b w:val="0"/>
-              </w:rPr>
-              <w:t>Management of Medication (NABH SHCO chapter 7)</w:t>
-            </w:r>
-          </w:p>
-        </w:tc>
-      </w:tr>
-      <w:tr>
-        <w:tc>
-          <w:tcPr>
-            <w:tcW w:type="pct" w:w="22%"/>
-            <w:tcBorders>
-              <w:top w:val="single" w:color="999999" w:sz="4"/>
-              <w:left w:val="single" w:color="999999" w:sz="4"/>
-              <w:bottom w:val="single" w:color="999999" w:sz="4"/>
-              <w:right w:val="single" w:color="999999" w:sz="4"/>
-            </w:tcBorders>
-            <w:shd w:fill="E8E8E8" w:val="clear"/>
-          </w:tcPr>
-          <w:p>
-            <w:r>
-              <w:rPr>
-                <w:b w:val="0"/>
-              </w:rPr>
-              <w:t>NABH</w:t>
-            </w:r>
-          </w:p>
-        </w:tc>
-        <w:tc>
-          <w:tcPr>
-            <w:tcW w:type="pct" w:w="22%"/>
-            <w:tcBorders>
-              <w:top w:val="single" w:color="999999" w:sz="4"/>
-              <w:left w:val="single" w:color="999999" w:sz="4"/>
-              <w:bottom w:val="single" w:color="999999" w:sz="4"/>
-              <w:right w:val="single" w:color="999999" w:sz="4"/>
-            </w:tcBorders>
-            <w:shd w:fill="E8E8E8" w:val="clear"/>
-          </w:tcPr>
-          <w:p>
-            <w:r>
-              <w:rPr>
-                <w:b w:val="0"/>
-              </w:rPr>
-              <w:t>National Accreditation Board for Hospitals and Healthcare Providers</w:t>
-            </w:r>
-          </w:p>
-        </w:tc>
-      </w:tr>
-      <w:tr>
-        <w:tc>
-          <w:tcPr>
-            <w:tcW w:type="pct" w:w="22%"/>
-            <w:tcBorders>
-              <w:top w:val="single" w:color="999999" w:sz="4"/>
-              <w:left w:val="single" w:color="999999" w:sz="4"/>
-              <w:bottom w:val="single" w:color="999999" w:sz="4"/>
-              <w:right w:val="single" w:color="999999" w:sz="4"/>
-            </w:tcBorders>
-            <w:shd w:fill="E8E8E8" w:val="clear"/>
-          </w:tcPr>
-          <w:p>
-            <w:r>
-              <w:rPr>
-                <w:b w:val="0"/>
-              </w:rPr>
-              <w:t>OE</w:t>
-            </w:r>
-          </w:p>
-        </w:tc>
-        <w:tc>
-          <w:tcPr>
-            <w:tcW w:type="pct" w:w="22%"/>
-            <w:tcBorders>
-              <w:top w:val="single" w:color="999999" w:sz="4"/>
-              <w:left w:val="single" w:color="999999" w:sz="4"/>
-              <w:bottom w:val="single" w:color="999999" w:sz="4"/>
-              <w:right w:val="single" w:color="999999" w:sz="4"/>
-            </w:tcBorders>
-            <w:shd w:fill="E8E8E8" w:val="clear"/>
-          </w:tcPr>
-          <w:p>
-            <w:r>
-              <w:rPr>
-                <w:b w:val="0"/>
-              </w:rPr>
-              <w:t>objective element</w:t>
-            </w:r>
-          </w:p>
-        </w:tc>
-      </w:tr>
-      <w:tr>
-        <w:tc>
-          <w:tcPr>
-            <w:tcW w:type="pct" w:w="22%"/>
-            <w:tcBorders>
-              <w:top w:val="single" w:color="999999" w:sz="4"/>
-              <w:left w:val="single" w:color="999999" w:sz="4"/>
-              <w:bottom w:val="single" w:color="999999" w:sz="4"/>
-              <w:right w:val="single" w:color="999999" w:sz="4"/>
-            </w:tcBorders>
-            <w:shd w:fill="E8E8E8" w:val="clear"/>
-          </w:tcPr>
-          <w:p>
-            <w:r>
-              <w:rPr>
-                <w:b w:val="0"/>
-              </w:rPr>
-              <w:t>SHCO</w:t>
-            </w:r>
-          </w:p>
-        </w:tc>
-        <w:tc>
-          <w:tcPr>
-            <w:tcW w:type="pct" w:w="22%"/>
-            <w:tcBorders>
-              <w:top w:val="single" w:color="999999" w:sz="4"/>
-              <w:left w:val="single" w:color="999999" w:sz="4"/>
-              <w:bottom w:val="single" w:color="999999" w:sz="4"/>
-              <w:right w:val="single" w:color="999999" w:sz="4"/>
-            </w:tcBorders>
-            <w:shd w:fill="E8E8E8" w:val="clear"/>
-          </w:tcPr>
-          <w:p>
-            <w:r>
-              <w:rPr>
-                <w:b w:val="0"/>
-              </w:rPr>
-              <w:t>Standards for Small Healthcare Organisations</w:t>
-            </w:r>
-          </w:p>
-        </w:tc>
-      </w:tr>
-    </w:tbl>
-    <w:p>
-      <w:pPr>
-        <w:pStyle w:val="Heading1"/>
-        <w:spacing w:after="120" w:before="280"/>
-      </w:pPr>
-      <w:r>
-        <w:t>12. Traceability to NABH SHCO 3rd Edition MOM.5</w:t>
-      </w:r>
-    </w:p>
-    <w:p>
-      <w:pPr>
-        <w:spacing w:after="120"/>
-      </w:pPr>
-      <w:r>
-        <w:rPr>
-          <w:i/>
-          <w:iCs/>
-          <w:sz w:val="20"/>
-          <w:szCs w:val="20"/>
-        </w:rPr>
-        <w:t xml:space="preserve">This table is an index. It is not how the policy is organised.</w:t>
-      </w:r>
-    </w:p>
     <w:p>
       <w:pPr>
         <w:pStyle w:val="Heading1"/>

--- a/policies/build/masters/MOM.5_v2_master.docx
+++ b/policies/build/masters/MOM.5_v2_master.docx
@@ -677,7 +677,7 @@
           <w:sz w:val="22"/>
           <w:szCs w:val="22"/>
         </w:rPr>
-        <w:t xml:space="preserve">It covers MOM.5.a–f.</w:t>
+        <w:t>It covers six elements.</w:t>
       </w:r>
     </w:p>
     <w:p>
@@ -710,7 +710,7 @@
           <w:sz w:val="22"/>
           <w:szCs w:val="22"/>
         </w:rPr>
-        <w:t xml:space="preserve">It covers MOM.5.a–f: safe dispensing; recall handling; near-expiry handling; labelling; high-risk order verification; and return of medications.</w:t>
+        <w:t>It covers six elements: safe dispensing; recall handling; near-expiry handling; labelling; high-risk order verification; and return of medications.</w:t>
       </w:r>
     </w:p>
     <w:p>
@@ -890,7 +890,7 @@
           <w:sz w:val="22"/>
           <w:szCs w:val="22"/>
         </w:rPr>
-        <w:t xml:space="preserve">The pharmacist receives the prescription, verifies it meets MOM.4 requirements (authorised, legible, complete), checks the patient's allergy record (MOM.3.c), selects the correct medication, checks expiry and physical integrity, counts or measures the quantity, and labels the dispensed item.</w:t>
+        <w:t>The pharmacist receives the prescription, verifies it meets the medication-order documentation requirements (authorised, legible, complete), checks the patient's allergy record, selects the correct medication, checks expiry and physical integrity, counts or measures the quantity, and labels the dispensed item.</w:t>
       </w:r>
     </w:p>
     <w:p>
@@ -1052,7 +1052,7 @@
           <w:sz w:val="22"/>
           <w:szCs w:val="22"/>
         </w:rPr>
-        <w:t xml:space="preserve">The Pharmacy In-Charge reviews near-expiry stock «monthly» and arranges return to supplier, transfer to another facility, or planned consumption where clinically appropriate. Medications that reach expiry are quarantined per MOM.2 and not dispensed.</w:t>
+        <w:t>The Pharmacy In-Charge reviews near-expiry stock «monthly» and arranges return to supplier, transfer to another facility, or planned consumption where clinically appropriate. Medications that reach expiry are quarantined per the relevant policy and not dispensed.</w:t>
       </w:r>
     </w:p>
     <w:p>
@@ -1130,7 +1130,7 @@
           <w:sz w:val="22"/>
           <w:szCs w:val="22"/>
         </w:rPr>
-        <w:t xml:space="preserve">Every medication on the high-risk list (MOM.2.c) requires a second verification before dispensing. The dispensing pharmacist prepares the medication; a second pharmacist (or, where only one pharmacist is on duty, a «senior nurse trained in medication verification») independently checks drug name, strength, dose, patient identity and expiry.</w:t>
+        <w:t>Every medication on the high-risk list requires a second verification before dispensing. The dispensing pharmacist prepares the medication; a second pharmacist (or, where only one pharmacist is on duty, a «senior nurse trained in medication verification») independently checks drug name, strength, dose, patient identity and expiry.</w:t>
       </w:r>
     </w:p>
     <w:p>

--- a/policies/build/masters/MOM.5_v2_master.docx
+++ b/policies/build/masters/MOM.5_v2_master.docx
@@ -4057,8 +4057,23 @@
           <w:sz w:val="22"/>
           <w:szCs w:val="22"/>
         </w:rPr>
-        <w:t xml:space="preserve">National Accreditation Board for Hospitals and Healthcare Providers (NABH), Standards for Small Healthcare Organisations, 3rd Edition — Management of Medication chapter, standard MOM.5.</w:t>
-      </w:r>
+      </w:r>
+      <w:r>
+        <w:rPr>
+          <w:sz w:val="22"/>
+        </w:rPr>
+        <w:t xml:space="preserve">National Accreditation Board for Hospitals &amp; Healthcare Providers. (2022). Standards for small healthcare organisations (3rd ed.) — Management of Medication chapter, standard MOM.5. </w:t>
+      </w:r>
+      <w:hyperlink r:id="rId9">
+        <w:r>
+          <w:rPr>
+            <w:rStyle w:val="Hyperlink"/>
+            <w:sz w:val="22"/>
+            <w:szCs w:val="22"/>
+          </w:rPr>
+          <w:t>https://nabh.co/programmes/small-healthcare-organisation-shco-accreditation-programme/</w:t>
+        </w:r>
+      </w:hyperlink>
     </w:p>
     <w:p>
       <w:pPr>
